--- a/data/word_templates/script 8 (1).docx
+++ b/data/word_templates/script 8 (1).docx
@@ -62,468 +62,6 @@
         <w:t>Action Required Within 48 Hours</w:t>
       </w:r>
     </w:p>
-    <w:p/>
-    <w:p>
-      <w:r>
-        <w:t>Dear</w:t>
-      </w:r>
-      <w:r>
-        <w:t>,</w:t>
-      </w:r>
-    </w:p>
-    <w:p/>
-    <w:p>
-      <w:r>
-        <w:t xml:space="preserve">We are contacting you </w:t>
-      </w:r>
-      <w:r>
-        <w:t>about</w:t>
-      </w:r>
-      <w:r>
-        <w:t xml:space="preserve"> a </w:t>
-      </w:r>
-      <w:r>
-        <w:rPr>
-          <w:b/>
-          <w:bCs/>
-        </w:rPr>
-        <w:t>pending legal matter</w:t>
-      </w:r>
-      <w:r>
-        <w:t xml:space="preserve"> that has been formally filed under your name with our client, </w:t>
-      </w:r>
-      <w:r>
-        <w:rPr>
-          <w:b/>
-          <w:bCs/>
-        </w:rPr>
-        <w:t>Cash Advanced debt collection department</w:t>
-      </w:r>
-      <w:r>
-        <w:t>, concerning an unresolved debt associated with a delinquent account originating from</w:t>
-      </w:r>
-      <w:r>
-        <w:rPr>
-          <w:b/>
-          <w:bCs/>
-        </w:rPr>
-        <w:t xml:space="preserve"> </w:t>
-      </w:r>
-      <w:r>
-        <w:rPr>
-          <w:b/>
-          <w:bCs/>
-        </w:rPr>
-        <w:t>USA</w:t>
-      </w:r>
-      <w:r>
-        <w:t xml:space="preserve"> </w:t>
-      </w:r>
-      <w:r>
-        <w:rPr>
-          <w:b/>
-          <w:bCs/>
-        </w:rPr>
-        <w:t>Cashnet</w:t>
-      </w:r>
-      <w:r>
-        <w:rPr>
-          <w:b/>
-          <w:bCs/>
-        </w:rPr>
-        <w:t>.</w:t>
-      </w:r>
-    </w:p>
-    <w:p>
-      <w:r>
-        <w:t xml:space="preserve">After multiple documented attempts to reach you by telephone, email, and certified mail, you have failed to provide any satisfactory resolution or response regarding your outstanding balance of </w:t>
-      </w:r>
-      <w:r>
-        <w:rPr>
-          <w:b/>
-          <w:bCs/>
-        </w:rPr>
-        <w:t>USD</w:t>
-      </w:r>
-      <w:r>
-        <w:rPr>
-          <w:b/>
-          <w:bCs/>
-        </w:rPr>
-        <w:t>2</w:t>
-      </w:r>
-      <w:r>
-        <w:rPr>
-          <w:b/>
-          <w:bCs/>
-        </w:rPr>
-        <w:t>499.</w:t>
-      </w:r>
-      <w:r>
-        <w:rPr>
-          <w:b/>
-          <w:bCs/>
-        </w:rPr>
-        <w:t>75</w:t>
-      </w:r>
-      <w:r>
-        <w:t xml:space="preserve"> Due to this continued non-compliance, your file has been </w:t>
-      </w:r>
-      <w:r>
-        <w:rPr>
-          <w:b/>
-          <w:bCs/>
-        </w:rPr>
-        <w:t>escalated for legal prosecution</w:t>
-      </w:r>
-      <w:r>
-        <w:t xml:space="preserve"> under civil and criminal violation codes.</w:t>
-      </w:r>
-    </w:p>
-    <w:p>
-      <w:r>
-        <w:rPr>
-          <w:b/>
-          <w:bCs/>
-        </w:rPr>
-        <w:t>CASE REFERENCE ID: 202</w:t>
-      </w:r>
-      <w:r>
-        <w:rPr>
-          <w:b/>
-          <w:bCs/>
-        </w:rPr>
-        <w:t>6</w:t>
-      </w:r>
-      <w:r>
-        <w:rPr>
-          <w:b/>
-          <w:bCs/>
-        </w:rPr>
-        <w:t>-CIV/NY-748921</w:t>
-      </w:r>
-      <w:r>
-        <w:br/>
-      </w:r>
-      <w:r>
-        <w:rPr>
-          <w:b/>
-          <w:bCs/>
-        </w:rPr>
-        <w:t>ALLEGATIONS INCLUDE:</w:t>
-      </w:r>
-    </w:p>
-    <w:p>
-      <w:pPr>
-        <w:numPr>
-          <w:ilvl w:val="0"/>
-          <w:numId w:val="1"/>
-        </w:numPr>
-      </w:pPr>
-      <w:r>
-        <w:t>Intentional Check Fraud (Penal Code §476)</w:t>
-      </w:r>
-    </w:p>
-    <w:p>
-      <w:pPr>
-        <w:numPr>
-          <w:ilvl w:val="0"/>
-          <w:numId w:val="1"/>
-        </w:numPr>
-      </w:pPr>
-      <w:r>
-        <w:t>Breach of Contract</w:t>
-      </w:r>
-    </w:p>
-    <w:p>
-      <w:pPr>
-        <w:numPr>
-          <w:ilvl w:val="0"/>
-          <w:numId w:val="1"/>
-        </w:numPr>
-      </w:pPr>
-      <w:r>
-        <w:t>Theft by Deception</w:t>
-      </w:r>
-    </w:p>
-    <w:p>
-      <w:pPr>
-        <w:numPr>
-          <w:ilvl w:val="0"/>
-          <w:numId w:val="1"/>
-        </w:numPr>
-      </w:pPr>
-      <w:r>
-        <w:t>Willful Default on a Financial Obligation</w:t>
-      </w:r>
-    </w:p>
-    <w:p>
-      <w:r>
-        <w:t xml:space="preserve">As per the affidavit submitted by our legal counsel, your case is scheduled to be forwarded to the </w:t>
-      </w:r>
-      <w:r>
-        <w:rPr>
-          <w:b/>
-          <w:bCs/>
-        </w:rPr>
-        <w:t>Superior Court of your county jurisdiction</w:t>
-      </w:r>
-      <w:r>
-        <w:t xml:space="preserve"> within the next 48 business hours, following which you may receive:</w:t>
-      </w:r>
-    </w:p>
-    <w:p>
-      <w:pPr>
-        <w:numPr>
-          <w:ilvl w:val="0"/>
-          <w:numId w:val="2"/>
-        </w:numPr>
-      </w:pPr>
-      <w:r>
-        <w:rPr>
-          <w:b/>
-          <w:bCs/>
-        </w:rPr>
-        <w:t>Certified Court Summons</w:t>
-      </w:r>
-    </w:p>
-    <w:p>
-      <w:pPr>
-        <w:numPr>
-          <w:ilvl w:val="0"/>
-          <w:numId w:val="2"/>
-        </w:numPr>
-      </w:pPr>
-      <w:r>
-        <w:rPr>
-          <w:b/>
-          <w:bCs/>
-        </w:rPr>
-        <w:t>Wage Garnishment Orders</w:t>
-      </w:r>
-    </w:p>
-    <w:p>
-      <w:pPr>
-        <w:numPr>
-          <w:ilvl w:val="0"/>
-          <w:numId w:val="2"/>
-        </w:numPr>
-      </w:pPr>
-      <w:r>
-        <w:rPr>
-          <w:b/>
-          <w:bCs/>
-        </w:rPr>
-        <w:t>Asset Seizure Authorization</w:t>
-      </w:r>
-    </w:p>
-    <w:p>
-      <w:pPr>
-        <w:numPr>
-          <w:ilvl w:val="0"/>
-          <w:numId w:val="2"/>
-        </w:numPr>
-      </w:pPr>
-      <w:r>
-        <w:rPr>
-          <w:b/>
-          <w:bCs/>
-        </w:rPr>
-        <w:t>Employer Notification under Subsection B of Civil Code §1547</w:t>
-      </w:r>
-    </w:p>
-    <w:p>
-      <w:pPr>
-        <w:rPr>
-          <w:b/>
-          <w:bCs/>
-        </w:rPr>
-      </w:pPr>
-      <w:r>
-        <w:rPr>
-          <w:b/>
-          <w:bCs/>
-        </w:rPr>
-        <w:t>Settlement Options Before Legal Filing:</w:t>
-      </w:r>
-    </w:p>
-    <w:p>
-      <w:r>
-        <w:t>We have been authorized to extend a final opportunity to you before we proceed with litigation.</w:t>
-      </w:r>
-    </w:p>
-    <w:p>
-      <w:r>
-        <w:rPr>
-          <w:b/>
-          <w:bCs/>
-        </w:rPr>
-        <w:lastRenderedPageBreak/>
-        <w:t>Option A: Dismissal Settlement Plan</w:t>
-      </w:r>
-      <w:r>
-        <w:br/>
-        <w:t xml:space="preserve">→ Submit a one-time payment of </w:t>
-      </w:r>
-      <w:r>
-        <w:rPr>
-          <w:b/>
-          <w:bCs/>
-        </w:rPr>
-        <w:t>USD</w:t>
-      </w:r>
-      <w:r>
-        <w:rPr>
-          <w:b/>
-          <w:bCs/>
-        </w:rPr>
-        <w:t>1299.75</w:t>
-      </w:r>
-      <w:r>
-        <w:rPr>
-          <w:b/>
-          <w:bCs/>
-        </w:rPr>
-        <w:t xml:space="preserve"> </w:t>
-      </w:r>
-      <w:r>
-        <w:t>within</w:t>
-      </w:r>
-      <w:r>
-        <w:t xml:space="preserve"> 24 hours to initiate a voluntary dismissal of legal charges and prevent further court action.</w:t>
-      </w:r>
-    </w:p>
-    <w:p>
-      <w:r>
-        <w:rPr>
-          <w:b/>
-          <w:bCs/>
-        </w:rPr>
-        <w:t>Option B: Structured Resolution Plan</w:t>
-      </w:r>
-      <w:r>
-        <w:br/>
-        <w:t xml:space="preserve">→ Make an immediate good-faith payment of </w:t>
-      </w:r>
-      <w:r>
-        <w:rPr>
-          <w:b/>
-          <w:bCs/>
-        </w:rPr>
-        <w:t>USD</w:t>
-      </w:r>
-      <w:r>
-        <w:rPr>
-          <w:b/>
-          <w:bCs/>
-        </w:rPr>
-        <w:t>3</w:t>
-      </w:r>
-      <w:r>
-        <w:rPr>
-          <w:b/>
-          <w:bCs/>
-        </w:rPr>
-        <w:t>00</w:t>
-      </w:r>
-      <w:r>
-        <w:rPr>
-          <w:b/>
-          <w:bCs/>
-        </w:rPr>
-        <w:t>.00</w:t>
-      </w:r>
-      <w:r>
-        <w:t xml:space="preserve"> today to secure a stay on legal proceedings, followed weekly installments of </w:t>
-      </w:r>
-      <w:r>
-        <w:rPr>
-          <w:b/>
-          <w:bCs/>
-        </w:rPr>
-        <w:t>USD</w:t>
-      </w:r>
-      <w:r>
-        <w:rPr>
-          <w:b/>
-          <w:bCs/>
-        </w:rPr>
-        <w:t>3</w:t>
-      </w:r>
-      <w:r>
-        <w:rPr>
-          <w:b/>
-          <w:bCs/>
-        </w:rPr>
-        <w:t>0</w:t>
-      </w:r>
-      <w:r>
-        <w:rPr>
-          <w:b/>
-          <w:bCs/>
-        </w:rPr>
-        <w:t>0</w:t>
-      </w:r>
-      <w:r>
-        <w:rPr>
-          <w:b/>
-          <w:bCs/>
-        </w:rPr>
-        <w:t>.00</w:t>
-      </w:r>
-      <w:r>
-        <w:t xml:space="preserve"> until the full balance is resolved</w:t>
-      </w:r>
-      <w:r>
-        <w:t>.</w:t>
-      </w:r>
-    </w:p>
-    <w:p>
-      <w:r>
-        <w:t xml:space="preserve">If we do not receive a response </w:t>
-      </w:r>
-      <w:r>
-        <w:t xml:space="preserve">from you, </w:t>
-      </w:r>
-      <w:r>
-        <w:t xml:space="preserve">this file will be transferred to your </w:t>
-      </w:r>
-      <w:r>
-        <w:rPr>
-          <w:b/>
-          <w:bCs/>
-        </w:rPr>
-        <w:t>County Courthouse Clerk’s Office</w:t>
-      </w:r>
-      <w:r>
-        <w:t xml:space="preserve"> and processed as an active civil litigation matter.</w:t>
-      </w:r>
-    </w:p>
-    <w:p>
-      <w:r>
-        <w:t>Additionally, as permitted by the Fair Reporting Act, this debt will be reported to the three major credit bureaus (Equifax, Experian, TransUnion), which may affect your credit score and future lending eligibility.</w:t>
-      </w:r>
-    </w:p>
-    <w:p>
-      <w:pPr>
-        <w:rPr>
-          <w:b/>
-          <w:bCs/>
-        </w:rPr>
-      </w:pPr>
-      <w:r>
-        <w:rPr>
-          <w:b/>
-          <w:bCs/>
-        </w:rPr>
-        <w:t>Immediate Action Required:</w:t>
-      </w:r>
-    </w:p>
-    <w:p>
-      <w:r>
-        <w:t>To avoid escalated legal consequences and protect your employment status, housing eligibility, and financial records, please contact our Resolution Office at the earliest.</w:t>
-      </w:r>
-    </w:p>
     <w:p>
       <w:pPr>
         <w:rPr>
@@ -543,14 +81,7 @@
           <w:b/>
           <w:bCs/>
         </w:rPr>
-        <w:t>Ashley Cole</w:t>
-      </w:r>
-      <w:r>
-        <w:rPr>
-          <w:b/>
-          <w:bCs/>
-        </w:rPr>
-        <w:t>.</w:t>
+        <w:t>Ashley Cole.</w:t>
       </w:r>
     </w:p>
     <w:p>
@@ -574,6 +105,518 @@
         </w:r>
       </w:hyperlink>
     </w:p>
+    <w:p/>
+    <w:p>
+      <w:r>
+        <w:t>Dear</w:t>
+      </w:r>
+      <w:r>
+        <w:t>,</w:t>
+      </w:r>
+    </w:p>
+    <w:p/>
+    <w:p>
+      <w:r>
+        <w:t xml:space="preserve">We are contacting you </w:t>
+      </w:r>
+      <w:r>
+        <w:t>about</w:t>
+      </w:r>
+      <w:r>
+        <w:t xml:space="preserve"> a </w:t>
+      </w:r>
+      <w:r>
+        <w:rPr>
+          <w:b/>
+          <w:bCs/>
+        </w:rPr>
+        <w:t>pending legal matter</w:t>
+      </w:r>
+      <w:r>
+        <w:t xml:space="preserve"> that has been formally filed under your name with our client, </w:t>
+      </w:r>
+      <w:r>
+        <w:rPr>
+          <w:b/>
+          <w:bCs/>
+        </w:rPr>
+        <w:t>Cash Advanced debt collection department</w:t>
+      </w:r>
+      <w:r>
+        <w:t>, concerning an unresolved debt associated with a delinquent account originating from</w:t>
+      </w:r>
+      <w:r>
+        <w:rPr>
+          <w:b/>
+          <w:bCs/>
+        </w:rPr>
+        <w:t xml:space="preserve"> </w:t>
+      </w:r>
+      <w:r>
+        <w:rPr>
+          <w:b/>
+          <w:bCs/>
+        </w:rPr>
+        <w:t>USA</w:t>
+      </w:r>
+      <w:r>
+        <w:t xml:space="preserve"> </w:t>
+      </w:r>
+      <w:r>
+        <w:rPr>
+          <w:b/>
+          <w:bCs/>
+        </w:rPr>
+        <w:t>Cashnet</w:t>
+      </w:r>
+      <w:r>
+        <w:rPr>
+          <w:b/>
+          <w:bCs/>
+        </w:rPr>
+        <w:t>.</w:t>
+      </w:r>
+    </w:p>
+    <w:p>
+      <w:r>
+        <w:t xml:space="preserve">After multiple documented attempts to reach you by telephone, email, and certified mail, you have failed to provide any satisfactory resolution or response regarding your outstanding balance of </w:t>
+      </w:r>
+      <w:r>
+        <w:rPr>
+          <w:b/>
+          <w:bCs/>
+        </w:rPr>
+        <w:t>USD</w:t>
+      </w:r>
+      <w:r>
+        <w:rPr>
+          <w:b/>
+          <w:bCs/>
+        </w:rPr>
+        <w:t>2</w:t>
+      </w:r>
+      <w:r>
+        <w:rPr>
+          <w:b/>
+          <w:bCs/>
+        </w:rPr>
+        <w:t>499.</w:t>
+      </w:r>
+      <w:r>
+        <w:rPr>
+          <w:b/>
+          <w:bCs/>
+        </w:rPr>
+        <w:t>75</w:t>
+      </w:r>
+      <w:r>
+        <w:t xml:space="preserve"> Due to this continued non-compliance, your file has been </w:t>
+      </w:r>
+      <w:r>
+        <w:rPr>
+          <w:b/>
+          <w:bCs/>
+        </w:rPr>
+        <w:t>escalated for legal prosecution</w:t>
+      </w:r>
+      <w:r>
+        <w:t xml:space="preserve"> under civil and criminal violation codes.</w:t>
+      </w:r>
+    </w:p>
+    <w:p>
+      <w:r>
+        <w:rPr>
+          <w:b/>
+          <w:bCs/>
+        </w:rPr>
+        <w:t>CASE REFERENCE ID: 202</w:t>
+      </w:r>
+      <w:r>
+        <w:rPr>
+          <w:b/>
+          <w:bCs/>
+        </w:rPr>
+        <w:t>6</w:t>
+      </w:r>
+      <w:r>
+        <w:rPr>
+          <w:b/>
+          <w:bCs/>
+        </w:rPr>
+        <w:t>-CIV/NY-748921</w:t>
+      </w:r>
+      <w:r>
+        <w:br/>
+      </w:r>
+      <w:r>
+        <w:rPr>
+          <w:b/>
+          <w:bCs/>
+        </w:rPr>
+        <w:t>ALLEGATIONS INCLUDE:</w:t>
+      </w:r>
+    </w:p>
+    <w:p>
+      <w:pPr>
+        <w:numPr>
+          <w:ilvl w:val="0"/>
+          <w:numId w:val="1"/>
+        </w:numPr>
+      </w:pPr>
+      <w:r>
+        <w:t>Intentional Check Fraud (Penal Code §476)</w:t>
+      </w:r>
+    </w:p>
+    <w:p>
+      <w:pPr>
+        <w:numPr>
+          <w:ilvl w:val="0"/>
+          <w:numId w:val="1"/>
+        </w:numPr>
+      </w:pPr>
+      <w:r>
+        <w:t>Breach of Contract</w:t>
+      </w:r>
+    </w:p>
+    <w:p>
+      <w:pPr>
+        <w:numPr>
+          <w:ilvl w:val="0"/>
+          <w:numId w:val="1"/>
+        </w:numPr>
+      </w:pPr>
+      <w:r>
+        <w:t>Theft by Deception</w:t>
+      </w:r>
+    </w:p>
+    <w:p>
+      <w:pPr>
+        <w:numPr>
+          <w:ilvl w:val="0"/>
+          <w:numId w:val="1"/>
+        </w:numPr>
+      </w:pPr>
+      <w:r>
+        <w:t>Willful Default on a Financial Obligation</w:t>
+      </w:r>
+    </w:p>
+    <w:p>
+      <w:r>
+        <w:t xml:space="preserve">As per the affidavit submitted by our legal counsel, your case is scheduled to be forwarded to the </w:t>
+      </w:r>
+      <w:r>
+        <w:rPr>
+          <w:b/>
+          <w:bCs/>
+        </w:rPr>
+        <w:t>Superior Court of your county jurisdiction</w:t>
+      </w:r>
+      <w:r>
+        <w:t xml:space="preserve"> within the next 48 business hours, following which you may receive:</w:t>
+      </w:r>
+    </w:p>
+    <w:p>
+      <w:pPr>
+        <w:numPr>
+          <w:ilvl w:val="0"/>
+          <w:numId w:val="2"/>
+        </w:numPr>
+      </w:pPr>
+      <w:r>
+        <w:rPr>
+          <w:b/>
+          <w:bCs/>
+        </w:rPr>
+        <w:t>Certified Court Summons</w:t>
+      </w:r>
+    </w:p>
+    <w:p>
+      <w:pPr>
+        <w:numPr>
+          <w:ilvl w:val="0"/>
+          <w:numId w:val="2"/>
+        </w:numPr>
+      </w:pPr>
+      <w:r>
+        <w:rPr>
+          <w:b/>
+          <w:bCs/>
+        </w:rPr>
+        <w:t>Wage Garnishment Orders</w:t>
+      </w:r>
+    </w:p>
+    <w:p>
+      <w:pPr>
+        <w:numPr>
+          <w:ilvl w:val="0"/>
+          <w:numId w:val="2"/>
+        </w:numPr>
+      </w:pPr>
+      <w:r>
+        <w:rPr>
+          <w:b/>
+          <w:bCs/>
+        </w:rPr>
+        <w:t>Asset Seizure Authorization</w:t>
+      </w:r>
+    </w:p>
+    <w:p>
+      <w:pPr>
+        <w:numPr>
+          <w:ilvl w:val="0"/>
+          <w:numId w:val="2"/>
+        </w:numPr>
+      </w:pPr>
+      <w:r>
+        <w:rPr>
+          <w:b/>
+          <w:bCs/>
+        </w:rPr>
+        <w:t>Employer Notification under Subsection B of Civil Code §1547</w:t>
+      </w:r>
+    </w:p>
+    <w:p>
+      <w:pPr>
+        <w:rPr>
+          <w:b/>
+          <w:bCs/>
+        </w:rPr>
+      </w:pPr>
+      <w:r>
+        <w:rPr>
+          <w:b/>
+          <w:bCs/>
+        </w:rPr>
+        <w:t>Settlement Options Before Legal Filing:</w:t>
+      </w:r>
+    </w:p>
+    <w:p>
+      <w:r>
+        <w:lastRenderedPageBreak/>
+        <w:t>We have been authorized to extend a final opportunity to you before we proceed with litigation.</w:t>
+      </w:r>
+    </w:p>
+    <w:p>
+      <w:r>
+        <w:rPr>
+          <w:b/>
+          <w:bCs/>
+        </w:rPr>
+        <w:t>Option A: Dismissal Settlement Plan</w:t>
+      </w:r>
+      <w:r>
+        <w:br/>
+        <w:t xml:space="preserve">→ Submit a one-time payment of </w:t>
+      </w:r>
+      <w:r>
+        <w:rPr>
+          <w:b/>
+          <w:bCs/>
+        </w:rPr>
+        <w:t>USD</w:t>
+      </w:r>
+      <w:r>
+        <w:rPr>
+          <w:b/>
+          <w:bCs/>
+        </w:rPr>
+        <w:t>1299.75</w:t>
+      </w:r>
+      <w:r>
+        <w:rPr>
+          <w:b/>
+          <w:bCs/>
+        </w:rPr>
+        <w:t xml:space="preserve"> </w:t>
+      </w:r>
+      <w:r>
+        <w:t>within</w:t>
+      </w:r>
+      <w:r>
+        <w:t xml:space="preserve"> 24 hours to initiate a voluntary dismissal of legal charges and prevent further court action.</w:t>
+      </w:r>
+    </w:p>
+    <w:p>
+      <w:r>
+        <w:rPr>
+          <w:b/>
+          <w:bCs/>
+        </w:rPr>
+        <w:t>Option B: Structured Resolution Plan</w:t>
+      </w:r>
+      <w:r>
+        <w:br/>
+        <w:t xml:space="preserve">→ Make an immediate good-faith payment of </w:t>
+      </w:r>
+      <w:r>
+        <w:rPr>
+          <w:b/>
+          <w:bCs/>
+        </w:rPr>
+        <w:t>USD</w:t>
+      </w:r>
+      <w:r>
+        <w:rPr>
+          <w:b/>
+          <w:bCs/>
+        </w:rPr>
+        <w:t>3</w:t>
+      </w:r>
+      <w:r>
+        <w:rPr>
+          <w:b/>
+          <w:bCs/>
+        </w:rPr>
+        <w:t>00</w:t>
+      </w:r>
+      <w:r>
+        <w:rPr>
+          <w:b/>
+          <w:bCs/>
+        </w:rPr>
+        <w:t>.00</w:t>
+      </w:r>
+      <w:r>
+        <w:t xml:space="preserve"> today to secure a stay on legal proceedings, followed weekly installments of </w:t>
+      </w:r>
+      <w:r>
+        <w:rPr>
+          <w:b/>
+          <w:bCs/>
+        </w:rPr>
+        <w:t>USD</w:t>
+      </w:r>
+      <w:r>
+        <w:rPr>
+          <w:b/>
+          <w:bCs/>
+        </w:rPr>
+        <w:t>3</w:t>
+      </w:r>
+      <w:r>
+        <w:rPr>
+          <w:b/>
+          <w:bCs/>
+        </w:rPr>
+        <w:t>0</w:t>
+      </w:r>
+      <w:r>
+        <w:rPr>
+          <w:b/>
+          <w:bCs/>
+        </w:rPr>
+        <w:t>0</w:t>
+      </w:r>
+      <w:r>
+        <w:rPr>
+          <w:b/>
+          <w:bCs/>
+        </w:rPr>
+        <w:t>.00</w:t>
+      </w:r>
+      <w:r>
+        <w:t xml:space="preserve"> until the full balance is resolved</w:t>
+      </w:r>
+      <w:r>
+        <w:t>.</w:t>
+      </w:r>
+    </w:p>
+    <w:p>
+      <w:r>
+        <w:t xml:space="preserve">If we do not receive a response </w:t>
+      </w:r>
+      <w:r>
+        <w:t xml:space="preserve">from you, </w:t>
+      </w:r>
+      <w:r>
+        <w:t xml:space="preserve">this file will be transferred to your </w:t>
+      </w:r>
+      <w:r>
+        <w:rPr>
+          <w:b/>
+          <w:bCs/>
+        </w:rPr>
+        <w:t>County Courthouse Clerk’s Office</w:t>
+      </w:r>
+      <w:r>
+        <w:t xml:space="preserve"> and processed as an active civil litigation matter.</w:t>
+      </w:r>
+    </w:p>
+    <w:p>
+      <w:r>
+        <w:t>Additionally, as permitted by the Fair Reporting Act, this debt will be reported to the three major credit bureaus (Equifax, Experian, TransUnion), which may affect your credit score and future lending eligibility.</w:t>
+      </w:r>
+    </w:p>
+    <w:p>
+      <w:pPr>
+        <w:rPr>
+          <w:b/>
+          <w:bCs/>
+        </w:rPr>
+      </w:pPr>
+      <w:r>
+        <w:rPr>
+          <w:b/>
+          <w:bCs/>
+        </w:rPr>
+        <w:t>Immediate Action Required:</w:t>
+      </w:r>
+    </w:p>
+    <w:p>
+      <w:r>
+        <w:t>To avoid escalated legal consequences and protect your employment status, housing eligibility, and financial records, please contact our Resolution Office at the earliest.</w:t>
+      </w:r>
+    </w:p>
+    <w:p>
+      <w:pPr>
+        <w:rPr>
+          <w:b/>
+          <w:bCs/>
+        </w:rPr>
+      </w:pPr>
+      <w:r>
+        <w:rPr>
+          <w:b/>
+          <w:bCs/>
+        </w:rPr>
+        <w:t xml:space="preserve">Resolution Officer: </w:t>
+      </w:r>
+      <w:r>
+        <w:rPr>
+          <w:b/>
+          <w:bCs/>
+        </w:rPr>
+        <w:t>Ashley Cole</w:t>
+      </w:r>
+      <w:r>
+        <w:rPr>
+          <w:b/>
+          <w:bCs/>
+        </w:rPr>
+        <w:t>.</w:t>
+      </w:r>
+    </w:p>
+    <w:p>
+      <w:r>
+        <w:rPr>
+          <w:b/>
+          <w:bCs/>
+        </w:rPr>
+        <w:t xml:space="preserve">Email: </w:t>
+      </w:r>
+      <w:hyperlink r:id="rId8" w:history="1">
+        <w:r>
+          <w:rPr>
+            <w:rStyle w:val="Hyperlink"/>
+            <w:b/>
+            <w:bCs/>
+            <w:sz w:val="28"/>
+            <w:szCs w:val="28"/>
+          </w:rPr>
+          <w:t>ashleycolledebtcollector@gmail.com</w:t>
+        </w:r>
+      </w:hyperlink>
+    </w:p>
     <w:p>
       <w:r>
         <w:t>Failure to respond will be interpreted as deliberate evasion and full legal proceedings will commence without further notice.</w:t>
@@ -674,7 +717,7 @@
         <w:ind w:left="3600"/>
       </w:pPr>
       <w:r>
-        <w:t xml:space="preserve">   </w:t>
+        <w:t xml:space="preserve">    </w:t>
       </w:r>
     </w:p>
     <w:p>
